--- a/Delivery Note Share/OSI Model with detailed Layers.docx
+++ b/Delivery Note Share/OSI Model with detailed Layers.docx
@@ -1,6 +1,6 @@
 
 <file path=word/document.xml><?xml version="1.0" encoding="utf-8"?>
-<w:document xmlns:wpc="http://schemas.microsoft.com/office/word/2010/wordprocessingCanvas" xmlns:cx="http://schemas.microsoft.com/office/drawing/2014/chartex" xmlns:cx1="http://schemas.microsoft.com/office/drawing/2015/9/8/chartex" xmlns:cx2="http://schemas.microsoft.com/office/drawing/2015/10/21/chartex" xmlns:cx3="http://schemas.microsoft.com/office/drawing/2016/5/9/chartex" xmlns:cx4="http://schemas.microsoft.com/office/drawing/2016/5/10/chartex" xmlns:cx5="http://schemas.microsoft.com/office/drawing/2016/5/11/chartex" xmlns:cx6="http://schemas.microsoft.com/office/drawing/2016/5/12/chartex" xmlns:cx7="http://schemas.microsoft.com/office/drawing/2016/5/13/chartex" xmlns:cx8="http://schemas.microsoft.com/office/drawing/2016/5/14/chartex" xmlns:mc="http://schemas.openxmlformats.org/markup-compatibility/2006" xmlns:aink="http://schemas.microsoft.com/office/drawing/2016/ink" xmlns:am3d="http://schemas.microsoft.com/office/drawing/2017/model3d" xmlns:o="urn:schemas-microsoft-com:office:office" xmlns:oel="http://schemas.microsoft.com/office/2019/extlst" xmlns:r="http://schemas.openxmlformats.org/officeDocument/2006/relationships" xmlns:m="http://schemas.openxmlformats.org/officeDocument/2006/math" xmlns:v="urn:schemas-microsoft-com:vml" xmlns:wp14="http://schemas.microsoft.com/office/word/2010/wordprocessingDrawing" xmlns:wp="http://schemas.openxmlformats.org/drawingml/2006/wordprocessingDrawing" xmlns:w10="urn:schemas-microsoft-com:office:word" xmlns:w="http://schemas.openxmlformats.org/wordprocessingml/2006/main" xmlns:w14="http://schemas.microsoft.com/office/word/2010/wordml" xmlns:w15="http://schemas.microsoft.com/office/word/2012/wordml" xmlns:w16cex="http://schemas.microsoft.com/office/word/2018/wordml/cex" xmlns:w16cid="http://schemas.microsoft.com/office/word/2016/wordml/cid" xmlns:w16="http://schemas.microsoft.com/office/word/2018/wordml" xmlns:w16sdtdh="http://schemas.microsoft.com/office/word/2020/wordml/sdtdatahash" xmlns:w16se="http://schemas.microsoft.com/office/word/2015/wordml/symex" xmlns:wpg="http://schemas.microsoft.com/office/word/2010/wordprocessingGroup" xmlns:wpi="http://schemas.microsoft.com/office/word/2010/wordprocessingInk" xmlns:wne="http://schemas.microsoft.com/office/word/2006/wordml" xmlns:wps="http://schemas.microsoft.com/office/word/2010/wordprocessingShape" mc:Ignorable="w14 w15 w16se w16cid w16 w16cex w16sdtdh wp14">
+<w:document xmlns:wpc="http://schemas.microsoft.com/office/word/2010/wordprocessingCanvas" xmlns:cx="http://schemas.microsoft.com/office/drawing/2014/chartex" xmlns:cx1="http://schemas.microsoft.com/office/drawing/2015/9/8/chartex" xmlns:cx2="http://schemas.microsoft.com/office/drawing/2015/10/21/chartex" xmlns:cx3="http://schemas.microsoft.com/office/drawing/2016/5/9/chartex" xmlns:cx4="http://schemas.microsoft.com/office/drawing/2016/5/10/chartex" xmlns:cx5="http://schemas.microsoft.com/office/drawing/2016/5/11/chartex" xmlns:cx6="http://schemas.microsoft.com/office/drawing/2016/5/12/chartex" xmlns:cx7="http://schemas.microsoft.com/office/drawing/2016/5/13/chartex" xmlns:cx8="http://schemas.microsoft.com/office/drawing/2016/5/14/chartex" xmlns:mc="http://schemas.openxmlformats.org/markup-compatibility/2006" xmlns:aink="http://schemas.microsoft.com/office/drawing/2016/ink" xmlns:am3d="http://schemas.microsoft.com/office/drawing/2017/model3d" xmlns:o="urn:schemas-microsoft-com:office:office" xmlns:oel="http://schemas.microsoft.com/office/2019/extlst" xmlns:r="http://schemas.openxmlformats.org/officeDocument/2006/relationships" xmlns:m="http://schemas.openxmlformats.org/officeDocument/2006/math" xmlns:v="urn:schemas-microsoft-com:vml" xmlns:wp14="http://schemas.microsoft.com/office/word/2010/wordprocessingDrawing" xmlns:wp="http://schemas.openxmlformats.org/drawingml/2006/wordprocessingDrawing" xmlns:w10="urn:schemas-microsoft-com:office:word" xmlns:w="http://schemas.openxmlformats.org/wordprocessingml/2006/main" xmlns:w14="http://schemas.microsoft.com/office/word/2010/wordml" xmlns:w15="http://schemas.microsoft.com/office/word/2012/wordml" xmlns:w16cex="http://schemas.microsoft.com/office/word/2018/wordml/cex" xmlns:w16cid="http://schemas.microsoft.com/office/word/2016/wordml/cid" xmlns:w16="http://schemas.microsoft.com/office/word/2018/wordml" xmlns:w16du="http://schemas.microsoft.com/office/word/2023/wordml/word16du" xmlns:w16sdtdh="http://schemas.microsoft.com/office/word/2020/wordml/sdtdatahash" xmlns:w16se="http://schemas.microsoft.com/office/word/2015/wordml/symex" xmlns:wpg="http://schemas.microsoft.com/office/word/2010/wordprocessingGroup" xmlns:wpi="http://schemas.microsoft.com/office/word/2010/wordprocessingInk" xmlns:wne="http://schemas.microsoft.com/office/word/2006/wordml" xmlns:wps="http://schemas.microsoft.com/office/word/2010/wordprocessingShape" mc:Ignorable="w14 w15 w16se w16cid w16 w16cex w16sdtdh w16du wp14">
   <w:body>
     <w:p>
       <w:pPr>
@@ -181,7 +181,7 @@
 </file>
 
 <file path=word/styles.xml><?xml version="1.0" encoding="utf-8"?>
-<w:styles xmlns:mc="http://schemas.openxmlformats.org/markup-compatibility/2006" xmlns:r="http://schemas.openxmlformats.org/officeDocument/2006/relationships" xmlns:w="http://schemas.openxmlformats.org/wordprocessingml/2006/main" xmlns:w14="http://schemas.microsoft.com/office/word/2010/wordml" xmlns:w15="http://schemas.microsoft.com/office/word/2012/wordml" xmlns:w16cex="http://schemas.microsoft.com/office/word/2018/wordml/cex" xmlns:w16cid="http://schemas.microsoft.com/office/word/2016/wordml/cid" xmlns:w16="http://schemas.microsoft.com/office/word/2018/wordml" xmlns:w16sdtdh="http://schemas.microsoft.com/office/word/2020/wordml/sdtdatahash" xmlns:w16se="http://schemas.microsoft.com/office/word/2015/wordml/symex" mc:Ignorable="w14 w15 w16se w16cid w16 w16cex w16sdtdh">
+<w:styles xmlns:mc="http://schemas.openxmlformats.org/markup-compatibility/2006" xmlns:r="http://schemas.openxmlformats.org/officeDocument/2006/relationships" xmlns:w="http://schemas.openxmlformats.org/wordprocessingml/2006/main" xmlns:w14="http://schemas.microsoft.com/office/word/2010/wordml" xmlns:w15="http://schemas.microsoft.com/office/word/2012/wordml" xmlns:w16cex="http://schemas.microsoft.com/office/word/2018/wordml/cex" xmlns:w16cid="http://schemas.microsoft.com/office/word/2016/wordml/cid" xmlns:w16="http://schemas.microsoft.com/office/word/2018/wordml" xmlns:w16du="http://schemas.microsoft.com/office/word/2023/wordml/word16du" xmlns:w16sdtdh="http://schemas.microsoft.com/office/word/2020/wordml/sdtdatahash" xmlns:w16se="http://schemas.microsoft.com/office/word/2015/wordml/symex" mc:Ignorable="w14 w15 w16se w16cid w16 w16cex w16sdtdh w16du">
   <w:docDefaults>
     <w:rPrDefault>
       <w:rPr>
@@ -872,21 +872,6 @@
 </file>
 
 <file path=customXml/item1.xml><?xml version="1.0" encoding="utf-8"?>
-<p:properties xmlns:p="http://schemas.microsoft.com/office/2006/metadata/properties" xmlns:xsi="http://www.w3.org/2001/XMLSchema-instance" xmlns:pc="http://schemas.microsoft.com/office/infopath/2007/PartnerControls">
-  <documentManagement/>
-</p:properties>
-</file>
-
-<file path=customXml/item2.xml><?xml version="1.0" encoding="utf-8"?>
-<?mso-contentType ?>
-<FormTemplates xmlns="http://schemas.microsoft.com/sharepoint/v3/contenttype/forms">
-  <Display>DocumentLibraryForm</Display>
-  <Edit>DocumentLibraryForm</Edit>
-  <New>DocumentLibraryForm</New>
-</FormTemplates>
-</file>
-
-<file path=customXml/item3.xml><?xml version="1.0" encoding="utf-8"?>
 <ct:contentTypeSchema xmlns:ct="http://schemas.microsoft.com/office/2006/metadata/contentType" xmlns:ma="http://schemas.microsoft.com/office/2006/metadata/properties/metaAttributes" ct:_="" ma:_="" ma:contentTypeName="Document" ma:contentTypeID="0x0101007E70F9844737864AA51B28CE4A36A02B" ma:contentTypeVersion="11" ma:contentTypeDescription="Create a new document." ma:contentTypeScope="" ma:versionID="548f50713c1a318252efa09d31b8b3a2">
   <xsd:schema xmlns:xsd="http://www.w3.org/2001/XMLSchema" xmlns:xs="http://www.w3.org/2001/XMLSchema" xmlns:p="http://schemas.microsoft.com/office/2006/metadata/properties" xmlns:ns3="0c8e34da-1a5b-4bd1-812a-3cf2a49250dd" xmlns:ns4="35dd8262-6d26-4f28-b0d3-fdd6e3bff303" targetNamespace="http://schemas.microsoft.com/office/2006/metadata/properties" ma:root="true" ma:fieldsID="ddf714c063a05a402410d0c14f81f501" ns3:_="" ns4:_="">
     <xsd:import namespace="0c8e34da-1a5b-4bd1-812a-3cf2a49250dd"/>
@@ -1095,24 +1080,22 @@
 </ct:contentTypeSchema>
 </file>
 
-<file path=customXml/itemProps1.xml><?xml version="1.0" encoding="utf-8"?>
-<ds:datastoreItem xmlns:ds="http://schemas.openxmlformats.org/officeDocument/2006/customXml" ds:itemID="{2D178D46-6A18-4E93-90B5-7D65F5F04AF8}">
-  <ds:schemaRefs>
-    <ds:schemaRef ds:uri="http://schemas.microsoft.com/office/2006/metadata/properties"/>
-    <ds:schemaRef ds:uri="http://schemas.microsoft.com/office/infopath/2007/PartnerControls"/>
-  </ds:schemaRefs>
-</ds:datastoreItem>
+<file path=customXml/item2.xml><?xml version="1.0" encoding="utf-8"?>
+<?mso-contentType ?>
+<FormTemplates xmlns="http://schemas.microsoft.com/sharepoint/v3/contenttype/forms">
+  <Display>DocumentLibraryForm</Display>
+  <Edit>DocumentLibraryForm</Edit>
+  <New>DocumentLibraryForm</New>
+</FormTemplates>
 </file>
 
-<file path=customXml/itemProps2.xml><?xml version="1.0" encoding="utf-8"?>
-<ds:datastoreItem xmlns:ds="http://schemas.openxmlformats.org/officeDocument/2006/customXml" ds:itemID="{87D42F27-4D20-4EB0-A0F7-76F0FBA1B1F6}">
-  <ds:schemaRefs>
-    <ds:schemaRef ds:uri="http://schemas.microsoft.com/sharepoint/v3/contenttype/forms"/>
-  </ds:schemaRefs>
-</ds:datastoreItem>
+<file path=customXml/item3.xml><?xml version="1.0" encoding="utf-8"?>
+<p:properties xmlns:p="http://schemas.microsoft.com/office/2006/metadata/properties" xmlns:xsi="http://www.w3.org/2001/XMLSchema-instance" xmlns:pc="http://schemas.microsoft.com/office/infopath/2007/PartnerControls">
+  <documentManagement/>
+</p:properties>
 </file>
 
-<file path=customXml/itemProps3.xml><?xml version="1.0" encoding="utf-8"?>
+<file path=customXml/itemProps1.xml><?xml version="1.0" encoding="utf-8"?>
 <ds:datastoreItem xmlns:ds="http://schemas.openxmlformats.org/officeDocument/2006/customXml" ds:itemID="{3C4A05A0-B4EA-4339-B464-99ABCE035B8A}">
   <ds:schemaRefs>
     <ds:schemaRef ds:uri="http://schemas.microsoft.com/office/2006/metadata/contentType"/>
@@ -1129,4 +1112,21 @@
     <ds:schemaRef ds:uri="http://schemas.microsoft.com/internal/obd"/>
   </ds:schemaRefs>
 </ds:datastoreItem>
+</file>
+
+<file path=customXml/itemProps2.xml><?xml version="1.0" encoding="utf-8"?>
+<ds:datastoreItem xmlns:ds="http://schemas.openxmlformats.org/officeDocument/2006/customXml" ds:itemID="{87D42F27-4D20-4EB0-A0F7-76F0FBA1B1F6}">
+  <ds:schemaRefs>
+    <ds:schemaRef ds:uri="http://schemas.microsoft.com/sharepoint/v3/contenttype/forms"/>
+  </ds:schemaRefs>
+</ds:datastoreItem>
+</file>
+
+<file path=customXml/itemProps3.xml><?xml version="1.0" encoding="utf-8"?>
+<ds:datastoreItem xmlns:ds="http://schemas.openxmlformats.org/officeDocument/2006/customXml" ds:itemID="{2D178D46-6A18-4E93-90B5-7D65F5F04AF8}">
+  <ds:schemaRefs>
+    <ds:schemaRef ds:uri="http://schemas.microsoft.com/office/2006/metadata/properties"/>
+    <ds:schemaRef ds:uri="http://schemas.microsoft.com/office/infopath/2007/PartnerControls"/>
+  </ds:schemaRefs>
+</ds:datastoreItem>
 </file>